--- a/diplom/03_глава_1_2_и_1_3.docx
+++ b/diplom/03_глава_1_2_и_1_3.docx
@@ -1391,7 +1391,7 @@
     </w:tbl>
     <w:p>
       <w:r>
-        <w:t>Отпускная цена проектируемой продукции для монтажных организаций (оптовый B2B-канал) установлена на уровне 1 200 рублей за комбинированный извещатель и 250 рублей за монтажную базу с интегрированным изолятором короткого замыкания. Данный уровень цен обоснован следующими факторами: позиционированием предприятия в среднем ценовом сегменте с акцентом на качество; необходимостью обеспечения конкурентного преимущества перед ближайшим прямым аналогом «ПРОФИ-ОТ» (розничная цена 1 578 рублей); обеспечением достаточной маржинальности для покрытия затрат на 100% автоматизированный выходной контроль и расходов на обязательную сертификацию продукции.</w:t>
+        <w:t>Отпускная цена проектируемой продукции для монтажных организаций (оптовый B2B-канал) установлена на уровне 1 800 рублей за комбинированный извещатель и 350 рублей за монтажную базу с интегрированным изолятором короткого замыкания. Данный уровень цен обоснован следующими факторами: позиционированием предприятия в среднем ценовом сегменте с акцентом на качество; необходимостью обеспечения конкурентного преимущества перед ближайшим прямым аналогом «ПРОФИ-ОТ» (розничная цена 1 578 рублей); обеспечением достаточной маржинальности для покрытия затрат на 100% автоматизированный выходной контроль и расходов на обязательную сертификацию продукции.</w:t>
       </w:r>
     </w:p>
     <w:p>
@@ -1585,7 +1585,7 @@
                 <w:rFonts w:ascii="Liberation Serif" w:hAnsi="Liberation Serif"/>
                 <w:sz w:val="24"/>
               </w:rPr>
-              <w:t>840 000</w:t>
+              <w:t>1 260 000</w:t>
             </w:r>
           </w:p>
         </w:tc>
@@ -1604,7 +1604,7 @@
                 <w:rFonts w:ascii="Liberation Serif" w:hAnsi="Liberation Serif"/>
                 <w:sz w:val="24"/>
               </w:rPr>
-              <w:t>10 080 000</w:t>
+              <w:t>15 120 000</w:t>
             </w:r>
           </w:p>
         </w:tc>
@@ -1682,7 +1682,7 @@
                 <w:rFonts w:ascii="Liberation Serif" w:hAnsi="Liberation Serif"/>
                 <w:sz w:val="24"/>
               </w:rPr>
-              <w:t>175 000</w:t>
+              <w:t>245 000</w:t>
             </w:r>
           </w:p>
         </w:tc>
@@ -1701,7 +1701,7 @@
                 <w:rFonts w:ascii="Liberation Serif" w:hAnsi="Liberation Serif"/>
                 <w:sz w:val="24"/>
               </w:rPr>
-              <w:t>2 100 000</w:t>
+              <w:t>2 940 000</w:t>
             </w:r>
           </w:p>
         </w:tc>
@@ -1876,7 +1876,7 @@
                 <w:rFonts w:ascii="Liberation Serif" w:hAnsi="Liberation Serif"/>
                 <w:sz w:val="24"/>
               </w:rPr>
-              <w:t>1 065 000</w:t>
+              <w:t>1 555 000</w:t>
             </w:r>
           </w:p>
         </w:tc>
@@ -1895,7 +1895,7 @@
                 <w:rFonts w:ascii="Liberation Serif" w:hAnsi="Liberation Serif"/>
                 <w:sz w:val="24"/>
               </w:rPr>
-              <w:t>12 780 000</w:t>
+              <w:t>18 660 000</w:t>
             </w:r>
           </w:p>
         </w:tc>
@@ -1903,7 +1903,7 @@
     </w:tbl>
     <w:p>
       <w:r>
-        <w:t>Прогноз годовой выручки на проектной мощности составляет 12,78 миллиона рублей, что находится ниже порогового значения 20 миллионов рублей, установленного для применения упрощённой системы налогообложения без обязанности уплаты налога на добавленную стоимость в переходный период 2026 года. Данное обстоятельство является принципиально важным преимуществом выбранного масштаба предприятия: его операционная деятельность попадает под льготный специальный налоговый режим, что снижает административную нагрузку и обеспечивает дополнительную рентабельность по сравнению с предприятиями, превышающими указанный порог.</w:t>
+        <w:t>Прогноз годовой выручки на проектной мощности составляет 18,66 миллиона рублей, что находится ниже порогового значения 20 миллионов рублей, установленного для применения упрощённой системы налогообложения без обязанности уплаты налога на добавленную стоимость в переходный период 2026 года. Данное обстоятельство является принципиально важным преимуществом выбранного масштаба предприятия: его операционная деятельность попадает под льготный специальный налоговый режим, что снижает административную нагрузку и обеспечивает дополнительную рентабельность по сравнению с предприятиями, превышающими указанный порог.</w:t>
       </w:r>
     </w:p>
     <w:p>
@@ -2082,7 +2082,7 @@
                 <w:rFonts w:ascii="Liberation Serif" w:hAnsi="Liberation Serif"/>
                 <w:sz w:val="24"/>
               </w:rPr>
-              <w:t>532 500</w:t>
+              <w:t>777 500</w:t>
             </w:r>
           </w:p>
         </w:tc>
@@ -2160,7 +2160,7 @@
                 <w:rFonts w:ascii="Liberation Serif" w:hAnsi="Liberation Serif"/>
                 <w:sz w:val="24"/>
               </w:rPr>
-              <w:t>639 000</w:t>
+              <w:t>933 000</w:t>
             </w:r>
           </w:p>
         </w:tc>
@@ -2238,7 +2238,7 @@
                 <w:rFonts w:ascii="Liberation Serif" w:hAnsi="Liberation Serif"/>
                 <w:sz w:val="24"/>
               </w:rPr>
-              <w:t>745 500</w:t>
+              <w:t>1 088 500</w:t>
             </w:r>
           </w:p>
         </w:tc>
@@ -2316,7 +2316,7 @@
                 <w:rFonts w:ascii="Liberation Serif" w:hAnsi="Liberation Serif"/>
                 <w:sz w:val="24"/>
               </w:rPr>
-              <w:t>852 000</w:t>
+              <w:t>1 244 000</w:t>
             </w:r>
           </w:p>
         </w:tc>
@@ -2394,7 +2394,7 @@
                 <w:rFonts w:ascii="Liberation Serif" w:hAnsi="Liberation Serif"/>
                 <w:sz w:val="24"/>
               </w:rPr>
-              <w:t>958 500</w:t>
+              <w:t>1 399 500</w:t>
             </w:r>
           </w:p>
         </w:tc>
@@ -2472,7 +2472,7 @@
                 <w:rFonts w:ascii="Liberation Serif" w:hAnsi="Liberation Serif"/>
                 <w:sz w:val="24"/>
               </w:rPr>
-              <w:t>1 065 000</w:t>
+              <w:t>1 555 000</w:t>
             </w:r>
           </w:p>
         </w:tc>
